--- a/Documentation/Manuella-testfall.docx
+++ b/Documentation/Manuella-testfall.docx
@@ -68,7 +68,13 @@
         <w:rPr>
           <w:rFonts w:ascii="Aptos" w:hAnsi="Aptos"/>
         </w:rPr>
-        <w:t>Testare: DITT NAMN HÄR</w:t>
+        <w:t xml:space="preserve">Testare: </w:t>
+      </w:r>
+      <w:r>
+        <w:rPr>
+          <w:rFonts w:ascii="Aptos" w:hAnsi="Aptos"/>
+        </w:rPr>
+        <w:t>LIUDMYLA</w:t>
       </w:r>
     </w:p>
     <w:p>
@@ -147,12 +153,6 @@
         <w:gridCol w:w="2410"/>
       </w:tblGrid>
       <w:tr>
-        <w:tblPrEx>
-          <w:tblCellMar>
-            <w:top w:w="0" w:type="dxa"/>
-            <w:bottom w:w="0" w:type="dxa"/>
-          </w:tblCellMar>
-        </w:tblPrEx>
         <w:trPr>
           <w:cantSplit/>
         </w:trPr>
@@ -270,12 +270,6 @@
         </w:tc>
       </w:tr>
       <w:tr>
-        <w:tblPrEx>
-          <w:tblCellMar>
-            <w:top w:w="0" w:type="dxa"/>
-            <w:bottom w:w="0" w:type="dxa"/>
-          </w:tblCellMar>
-        </w:tblPrEx>
         <w:trPr>
           <w:cantSplit/>
         </w:trPr>
@@ -393,12 +387,6 @@
         </w:tc>
       </w:tr>
       <w:tr>
-        <w:tblPrEx>
-          <w:tblCellMar>
-            <w:top w:w="0" w:type="dxa"/>
-            <w:bottom w:w="0" w:type="dxa"/>
-          </w:tblCellMar>
-        </w:tblPrEx>
         <w:trPr>
           <w:cantSplit/>
         </w:trPr>
@@ -454,7 +442,7 @@
                 <w:rFonts w:ascii="Aptos" w:hAnsi="Aptos"/>
                 <w:sz w:val="20"/>
               </w:rPr>
-              <w:t>DITT NAMN HÄR</w:t>
+              <w:t>LIUDMYLA</w:t>
             </w:r>
           </w:p>
         </w:tc>
@@ -600,12 +588,6 @@
         <w:gridCol w:w="4819"/>
       </w:tblGrid>
       <w:tr>
-        <w:tblPrEx>
-          <w:tblCellMar>
-            <w:top w:w="0" w:type="dxa"/>
-            <w:bottom w:w="0" w:type="dxa"/>
-          </w:tblCellMar>
-        </w:tblPrEx>
         <w:trPr>
           <w:cantSplit/>
         </w:trPr>
@@ -669,12 +651,6 @@
         </w:tc>
       </w:tr>
       <w:tr>
-        <w:tblPrEx>
-          <w:tblCellMar>
-            <w:top w:w="0" w:type="dxa"/>
-            <w:bottom w:w="0" w:type="dxa"/>
-          </w:tblCellMar>
-        </w:tblPrEx>
         <w:trPr>
           <w:cantSplit/>
         </w:trPr>
@@ -783,12 +759,6 @@
         <w:gridCol w:w="2410"/>
       </w:tblGrid>
       <w:tr>
-        <w:tblPrEx>
-          <w:tblCellMar>
-            <w:top w:w="0" w:type="dxa"/>
-            <w:bottom w:w="0" w:type="dxa"/>
-          </w:tblCellMar>
-        </w:tblPrEx>
         <w:trPr>
           <w:cantSplit/>
         </w:trPr>
@@ -910,12 +880,6 @@
         </w:tc>
       </w:tr>
       <w:tr>
-        <w:tblPrEx>
-          <w:tblCellMar>
-            <w:top w:w="0" w:type="dxa"/>
-            <w:bottom w:w="0" w:type="dxa"/>
-          </w:tblCellMar>
-        </w:tblPrEx>
         <w:trPr>
           <w:cantSplit/>
         </w:trPr>
@@ -1029,12 +993,6 @@
         </w:tc>
       </w:tr>
       <w:tr>
-        <w:tblPrEx>
-          <w:tblCellMar>
-            <w:top w:w="0" w:type="dxa"/>
-            <w:bottom w:w="0" w:type="dxa"/>
-          </w:tblCellMar>
-        </w:tblPrEx>
         <w:trPr>
           <w:cantSplit/>
         </w:trPr>
@@ -1148,12 +1106,6 @@
         </w:tc>
       </w:tr>
       <w:tr>
-        <w:tblPrEx>
-          <w:tblCellMar>
-            <w:top w:w="0" w:type="dxa"/>
-            <w:bottom w:w="0" w:type="dxa"/>
-          </w:tblCellMar>
-        </w:tblPrEx>
         <w:trPr>
           <w:cantSplit/>
         </w:trPr>
@@ -1267,12 +1219,6 @@
         </w:tc>
       </w:tr>
       <w:tr>
-        <w:tblPrEx>
-          <w:tblCellMar>
-            <w:top w:w="0" w:type="dxa"/>
-            <w:bottom w:w="0" w:type="dxa"/>
-          </w:tblCellMar>
-        </w:tblPrEx>
         <w:trPr>
           <w:cantSplit/>
         </w:trPr>
@@ -1433,12 +1379,6 @@
         <w:gridCol w:w="4819"/>
       </w:tblGrid>
       <w:tr>
-        <w:tblPrEx>
-          <w:tblCellMar>
-            <w:top w:w="0" w:type="dxa"/>
-            <w:bottom w:w="0" w:type="dxa"/>
-          </w:tblCellMar>
-        </w:tblPrEx>
         <w:trPr>
           <w:cantSplit/>
         </w:trPr>
@@ -1500,12 +1440,6 @@
         </w:tc>
       </w:tr>
       <w:tr>
-        <w:tblPrEx>
-          <w:tblCellMar>
-            <w:top w:w="0" w:type="dxa"/>
-            <w:bottom w:w="0" w:type="dxa"/>
-          </w:tblCellMar>
-        </w:tblPrEx>
         <w:trPr>
           <w:cantSplit/>
         </w:trPr>
@@ -1567,12 +1501,6 @@
         </w:tc>
       </w:tr>
       <w:tr>
-        <w:tblPrEx>
-          <w:tblCellMar>
-            <w:top w:w="0" w:type="dxa"/>
-            <w:bottom w:w="0" w:type="dxa"/>
-          </w:tblCellMar>
-        </w:tblPrEx>
         <w:trPr>
           <w:cantSplit/>
         </w:trPr>
@@ -1634,12 +1562,6 @@
         </w:tc>
       </w:tr>
       <w:tr>
-        <w:tblPrEx>
-          <w:tblCellMar>
-            <w:top w:w="0" w:type="dxa"/>
-            <w:bottom w:w="0" w:type="dxa"/>
-          </w:tblCellMar>
-        </w:tblPrEx>
         <w:trPr>
           <w:cantSplit/>
         </w:trPr>
@@ -1855,7 +1777,6 @@
           <w:b/>
           <w:sz w:val="32"/>
         </w:rPr>
-        <w:lastRenderedPageBreak/>
         <w:t>TF-002 - Markera en uppgift som slutförd</w:t>
       </w:r>
     </w:p>
@@ -1884,12 +1805,6 @@
         <w:gridCol w:w="2410"/>
       </w:tblGrid>
       <w:tr>
-        <w:tblPrEx>
-          <w:tblCellMar>
-            <w:top w:w="0" w:type="dxa"/>
-            <w:bottom w:w="0" w:type="dxa"/>
-          </w:tblCellMar>
-        </w:tblPrEx>
         <w:trPr>
           <w:cantSplit/>
         </w:trPr>
@@ -2007,12 +1922,6 @@
         </w:tc>
       </w:tr>
       <w:tr>
-        <w:tblPrEx>
-          <w:tblCellMar>
-            <w:top w:w="0" w:type="dxa"/>
-            <w:bottom w:w="0" w:type="dxa"/>
-          </w:tblCellMar>
-        </w:tblPrEx>
         <w:trPr>
           <w:cantSplit/>
         </w:trPr>
@@ -2130,12 +2039,6 @@
         </w:tc>
       </w:tr>
       <w:tr>
-        <w:tblPrEx>
-          <w:tblCellMar>
-            <w:top w:w="0" w:type="dxa"/>
-            <w:bottom w:w="0" w:type="dxa"/>
-          </w:tblCellMar>
-        </w:tblPrEx>
         <w:trPr>
           <w:cantSplit/>
         </w:trPr>
@@ -2191,7 +2094,7 @@
                 <w:rFonts w:ascii="Aptos" w:hAnsi="Aptos"/>
                 <w:sz w:val="20"/>
               </w:rPr>
-              <w:t>DITT NAMN HÄR</w:t>
+              <w:t>LIUDMYLA</w:t>
             </w:r>
           </w:p>
         </w:tc>
@@ -2337,12 +2240,6 @@
         <w:gridCol w:w="4819"/>
       </w:tblGrid>
       <w:tr>
-        <w:tblPrEx>
-          <w:tblCellMar>
-            <w:top w:w="0" w:type="dxa"/>
-            <w:bottom w:w="0" w:type="dxa"/>
-          </w:tblCellMar>
-        </w:tblPrEx>
         <w:trPr>
           <w:cantSplit/>
         </w:trPr>
@@ -2406,12 +2303,6 @@
         </w:tc>
       </w:tr>
       <w:tr>
-        <w:tblPrEx>
-          <w:tblCellMar>
-            <w:top w:w="0" w:type="dxa"/>
-            <w:bottom w:w="0" w:type="dxa"/>
-          </w:tblCellMar>
-        </w:tblPrEx>
         <w:trPr>
           <w:cantSplit/>
         </w:trPr>
@@ -2520,12 +2411,6 @@
         <w:gridCol w:w="2410"/>
       </w:tblGrid>
       <w:tr>
-        <w:tblPrEx>
-          <w:tblCellMar>
-            <w:top w:w="0" w:type="dxa"/>
-            <w:bottom w:w="0" w:type="dxa"/>
-          </w:tblCellMar>
-        </w:tblPrEx>
         <w:trPr>
           <w:cantSplit/>
         </w:trPr>
@@ -2647,12 +2532,6 @@
         </w:tc>
       </w:tr>
       <w:tr>
-        <w:tblPrEx>
-          <w:tblCellMar>
-            <w:top w:w="0" w:type="dxa"/>
-            <w:bottom w:w="0" w:type="dxa"/>
-          </w:tblCellMar>
-        </w:tblPrEx>
         <w:trPr>
           <w:cantSplit/>
         </w:trPr>
@@ -2766,12 +2645,6 @@
         </w:tc>
       </w:tr>
       <w:tr>
-        <w:tblPrEx>
-          <w:tblCellMar>
-            <w:top w:w="0" w:type="dxa"/>
-            <w:bottom w:w="0" w:type="dxa"/>
-          </w:tblCellMar>
-        </w:tblPrEx>
         <w:trPr>
           <w:cantSplit/>
         </w:trPr>
@@ -2885,12 +2758,6 @@
         </w:tc>
       </w:tr>
       <w:tr>
-        <w:tblPrEx>
-          <w:tblCellMar>
-            <w:top w:w="0" w:type="dxa"/>
-            <w:bottom w:w="0" w:type="dxa"/>
-          </w:tblCellMar>
-        </w:tblPrEx>
         <w:trPr>
           <w:cantSplit/>
         </w:trPr>
@@ -3004,12 +2871,6 @@
         </w:tc>
       </w:tr>
       <w:tr>
-        <w:tblPrEx>
-          <w:tblCellMar>
-            <w:top w:w="0" w:type="dxa"/>
-            <w:bottom w:w="0" w:type="dxa"/>
-          </w:tblCellMar>
-        </w:tblPrEx>
         <w:trPr>
           <w:cantSplit/>
         </w:trPr>
@@ -3123,12 +2984,6 @@
         </w:tc>
       </w:tr>
       <w:tr>
-        <w:tblPrEx>
-          <w:tblCellMar>
-            <w:top w:w="0" w:type="dxa"/>
-            <w:bottom w:w="0" w:type="dxa"/>
-          </w:tblCellMar>
-        </w:tblPrEx>
         <w:trPr>
           <w:cantSplit/>
         </w:trPr>
@@ -3289,12 +3144,6 @@
         <w:gridCol w:w="4819"/>
       </w:tblGrid>
       <w:tr>
-        <w:tblPrEx>
-          <w:tblCellMar>
-            <w:top w:w="0" w:type="dxa"/>
-            <w:bottom w:w="0" w:type="dxa"/>
-          </w:tblCellMar>
-        </w:tblPrEx>
         <w:trPr>
           <w:cantSplit/>
         </w:trPr>
@@ -3356,12 +3205,6 @@
         </w:tc>
       </w:tr>
       <w:tr>
-        <w:tblPrEx>
-          <w:tblCellMar>
-            <w:top w:w="0" w:type="dxa"/>
-            <w:bottom w:w="0" w:type="dxa"/>
-          </w:tblCellMar>
-        </w:tblPrEx>
         <w:trPr>
           <w:cantSplit/>
         </w:trPr>
@@ -3390,7 +3233,6 @@
                 <w:b/>
                 <w:sz w:val="20"/>
               </w:rPr>
-              <w:lastRenderedPageBreak/>
               <w:t>Status</w:t>
             </w:r>
           </w:p>
@@ -3424,12 +3266,6 @@
         </w:tc>
       </w:tr>
       <w:tr>
-        <w:tblPrEx>
-          <w:tblCellMar>
-            <w:top w:w="0" w:type="dxa"/>
-            <w:bottom w:w="0" w:type="dxa"/>
-          </w:tblCellMar>
-        </w:tblPrEx>
         <w:trPr>
           <w:cantSplit/>
         </w:trPr>
@@ -3491,12 +3327,6 @@
         </w:tc>
       </w:tr>
       <w:tr>
-        <w:tblPrEx>
-          <w:tblCellMar>
-            <w:top w:w="0" w:type="dxa"/>
-            <w:bottom w:w="0" w:type="dxa"/>
-          </w:tblCellMar>
-        </w:tblPrEx>
         <w:trPr>
           <w:cantSplit/>
         </w:trPr>
@@ -3739,12 +3569,6 @@
         <w:gridCol w:w="2410"/>
       </w:tblGrid>
       <w:tr>
-        <w:tblPrEx>
-          <w:tblCellMar>
-            <w:top w:w="0" w:type="dxa"/>
-            <w:bottom w:w="0" w:type="dxa"/>
-          </w:tblCellMar>
-        </w:tblPrEx>
         <w:trPr>
           <w:cantSplit/>
         </w:trPr>
@@ -3862,12 +3686,6 @@
         </w:tc>
       </w:tr>
       <w:tr>
-        <w:tblPrEx>
-          <w:tblCellMar>
-            <w:top w:w="0" w:type="dxa"/>
-            <w:bottom w:w="0" w:type="dxa"/>
-          </w:tblCellMar>
-        </w:tblPrEx>
         <w:trPr>
           <w:cantSplit/>
         </w:trPr>
@@ -3985,12 +3803,6 @@
         </w:tc>
       </w:tr>
       <w:tr>
-        <w:tblPrEx>
-          <w:tblCellMar>
-            <w:top w:w="0" w:type="dxa"/>
-            <w:bottom w:w="0" w:type="dxa"/>
-          </w:tblCellMar>
-        </w:tblPrEx>
         <w:trPr>
           <w:cantSplit/>
         </w:trPr>
@@ -4046,7 +3858,7 @@
                 <w:rFonts w:ascii="Aptos" w:hAnsi="Aptos"/>
                 <w:sz w:val="20"/>
               </w:rPr>
-              <w:t>DITT NAMN HÄR</w:t>
+              <w:t>LIUDMYLA</w:t>
             </w:r>
           </w:p>
         </w:tc>
@@ -4192,12 +4004,6 @@
         <w:gridCol w:w="4819"/>
       </w:tblGrid>
       <w:tr>
-        <w:tblPrEx>
-          <w:tblCellMar>
-            <w:top w:w="0" w:type="dxa"/>
-            <w:bottom w:w="0" w:type="dxa"/>
-          </w:tblCellMar>
-        </w:tblPrEx>
         <w:trPr>
           <w:cantSplit/>
         </w:trPr>
@@ -4261,12 +4067,6 @@
         </w:tc>
       </w:tr>
       <w:tr>
-        <w:tblPrEx>
-          <w:tblCellMar>
-            <w:top w:w="0" w:type="dxa"/>
-            <w:bottom w:w="0" w:type="dxa"/>
-          </w:tblCellMar>
-        </w:tblPrEx>
         <w:trPr>
           <w:cantSplit/>
         </w:trPr>
@@ -4375,12 +4175,6 @@
         <w:gridCol w:w="2410"/>
       </w:tblGrid>
       <w:tr>
-        <w:tblPrEx>
-          <w:tblCellMar>
-            <w:top w:w="0" w:type="dxa"/>
-            <w:bottom w:w="0" w:type="dxa"/>
-          </w:tblCellMar>
-        </w:tblPrEx>
         <w:trPr>
           <w:cantSplit/>
         </w:trPr>
@@ -4502,12 +4296,6 @@
         </w:tc>
       </w:tr>
       <w:tr>
-        <w:tblPrEx>
-          <w:tblCellMar>
-            <w:top w:w="0" w:type="dxa"/>
-            <w:bottom w:w="0" w:type="dxa"/>
-          </w:tblCellMar>
-        </w:tblPrEx>
         <w:trPr>
           <w:cantSplit/>
         </w:trPr>
@@ -4621,12 +4409,6 @@
         </w:tc>
       </w:tr>
       <w:tr>
-        <w:tblPrEx>
-          <w:tblCellMar>
-            <w:top w:w="0" w:type="dxa"/>
-            <w:bottom w:w="0" w:type="dxa"/>
-          </w:tblCellMar>
-        </w:tblPrEx>
         <w:trPr>
           <w:cantSplit/>
         </w:trPr>
@@ -4740,12 +4522,6 @@
         </w:tc>
       </w:tr>
       <w:tr>
-        <w:tblPrEx>
-          <w:tblCellMar>
-            <w:top w:w="0" w:type="dxa"/>
-            <w:bottom w:w="0" w:type="dxa"/>
-          </w:tblCellMar>
-        </w:tblPrEx>
         <w:trPr>
           <w:cantSplit/>
         </w:trPr>
@@ -4859,12 +4635,6 @@
         </w:tc>
       </w:tr>
       <w:tr>
-        <w:tblPrEx>
-          <w:tblCellMar>
-            <w:top w:w="0" w:type="dxa"/>
-            <w:bottom w:w="0" w:type="dxa"/>
-          </w:tblCellMar>
-        </w:tblPrEx>
         <w:trPr>
           <w:cantSplit/>
         </w:trPr>
@@ -5025,12 +4795,6 @@
         <w:gridCol w:w="4819"/>
       </w:tblGrid>
       <w:tr>
-        <w:tblPrEx>
-          <w:tblCellMar>
-            <w:top w:w="0" w:type="dxa"/>
-            <w:bottom w:w="0" w:type="dxa"/>
-          </w:tblCellMar>
-        </w:tblPrEx>
         <w:trPr>
           <w:cantSplit/>
         </w:trPr>
@@ -5092,12 +4856,6 @@
         </w:tc>
       </w:tr>
       <w:tr>
-        <w:tblPrEx>
-          <w:tblCellMar>
-            <w:top w:w="0" w:type="dxa"/>
-            <w:bottom w:w="0" w:type="dxa"/>
-          </w:tblCellMar>
-        </w:tblPrEx>
         <w:trPr>
           <w:cantSplit/>
         </w:trPr>
@@ -5159,12 +4917,6 @@
         </w:tc>
       </w:tr>
       <w:tr>
-        <w:tblPrEx>
-          <w:tblCellMar>
-            <w:top w:w="0" w:type="dxa"/>
-            <w:bottom w:w="0" w:type="dxa"/>
-          </w:tblCellMar>
-        </w:tblPrEx>
         <w:trPr>
           <w:cantSplit/>
         </w:trPr>
@@ -5226,12 +4978,6 @@
         </w:tc>
       </w:tr>
       <w:tr>
-        <w:tblPrEx>
-          <w:tblCellMar>
-            <w:top w:w="0" w:type="dxa"/>
-            <w:bottom w:w="0" w:type="dxa"/>
-          </w:tblCellMar>
-        </w:tblPrEx>
         <w:trPr>
           <w:cantSplit/>
         </w:trPr>

--- a/Documentation/Manuella-testfall.docx
+++ b/Documentation/Manuella-testfall.docx
@@ -1623,6 +1623,128 @@
           </w:p>
         </w:tc>
       </w:tr>
+      <w:tr>
+        <w:trPr>
+          <w:cantSplit/>
+        </w:trPr>
+        <w:tc>
+          <w:tcPr>
+            <w:tcW w:w="4819" w:type="dxa"/>
+            <w:tcMar>
+              <w:top w:w="100" w:type="dxa"/>
+              <w:left w:w="120" w:type="dxa"/>
+              <w:bottom w:w="100" w:type="dxa"/>
+              <w:right w:w="120" w:type="dxa"/>
+            </w:tcMar>
+            <w:vAlign w:val="center"/>
+          </w:tcPr>
+          <w:p>
+            <w:pPr>
+              <w:rPr>
+                <w:rFonts w:ascii="Aptos" w:hAnsi="Aptos"/>
+                <w:b/>
+                <w:sz w:val="20"/>
+              </w:rPr>
+            </w:pPr>
+            <w:r>
+              <w:rPr>
+                <w:rFonts w:ascii="Aptos" w:hAnsi="Aptos"/>
+                <w:b/>
+                <w:sz w:val="20"/>
+              </w:rPr>
+              <w:t>Allvarlighet</w:t>
+            </w:r>
+          </w:p>
+        </w:tc>
+        <w:tc>
+          <w:tcPr>
+            <w:tcW w:w="4819" w:type="dxa"/>
+            <w:tcMar>
+              <w:top w:w="100" w:type="dxa"/>
+              <w:left w:w="120" w:type="dxa"/>
+              <w:bottom w:w="100" w:type="dxa"/>
+              <w:right w:w="120" w:type="dxa"/>
+            </w:tcMar>
+            <w:vAlign w:val="center"/>
+          </w:tcPr>
+          <w:p>
+            <w:pPr>
+              <w:rPr>
+                <w:rFonts w:ascii="Aptos" w:hAnsi="Aptos"/>
+                <w:sz w:val="20"/>
+              </w:rPr>
+            </w:pPr>
+            <w:r>
+              <w:rPr>
+                <w:rFonts w:ascii="Aptos" w:hAnsi="Aptos"/>
+                <w:sz w:val="20"/>
+              </w:rPr>
+              <w:t>Ej aktuellt</w:t>
+            </w:r>
+          </w:p>
+        </w:tc>
+      </w:tr>
+      <w:tr>
+        <w:trPr>
+          <w:cantSplit/>
+        </w:trPr>
+        <w:tc>
+          <w:tcPr>
+            <w:tcW w:w="4819" w:type="dxa"/>
+            <w:tcMar>
+              <w:top w:w="100" w:type="dxa"/>
+              <w:left w:w="120" w:type="dxa"/>
+              <w:bottom w:w="100" w:type="dxa"/>
+              <w:right w:w="120" w:type="dxa"/>
+            </w:tcMar>
+            <w:vAlign w:val="center"/>
+          </w:tcPr>
+          <w:p>
+            <w:pPr>
+              <w:rPr>
+                <w:rFonts w:ascii="Aptos" w:hAnsi="Aptos"/>
+                <w:b/>
+                <w:sz w:val="20"/>
+              </w:rPr>
+            </w:pPr>
+            <w:r>
+              <w:rPr>
+                <w:rFonts w:ascii="Aptos" w:hAnsi="Aptos"/>
+                <w:b/>
+                <w:sz w:val="20"/>
+              </w:rPr>
+              <w:t>Omtest</w:t>
+            </w:r>
+          </w:p>
+        </w:tc>
+        <w:tc>
+          <w:tcPr>
+            <w:tcW w:w="4819" w:type="dxa"/>
+            <w:tcMar>
+              <w:top w:w="100" w:type="dxa"/>
+              <w:left w:w="120" w:type="dxa"/>
+              <w:bottom w:w="100" w:type="dxa"/>
+              <w:right w:w="120" w:type="dxa"/>
+            </w:tcMar>
+            <w:vAlign w:val="center"/>
+          </w:tcPr>
+          <w:p>
+            <w:pPr>
+              <w:rPr>
+                <w:rFonts w:ascii="Aptos" w:hAnsi="Aptos"/>
+                <w:sz w:val="20"/>
+              </w:rPr>
+            </w:pPr>
+            <w:r>
+              <w:rPr>
+                <w:rFonts w:ascii="Aptos" w:hAnsi="Aptos"/>
+                <w:sz w:val="20"/>
+              </w:rPr>
+              <w:t>Ej utfört</w:t>
+            </w:r>
+          </w:p>
+        </w:tc>
+      </w:tr>
     </w:tbl>
     <w:p>
       <w:pPr>
@@ -1777,6 +1899,7 @@
           <w:b/>
           <w:sz w:val="32"/>
         </w:rPr>
+        <w:lastRenderedPageBreak/>
         <w:t>TF-002 - Markera en uppgift som slutförd</w:t>
       </w:r>
     </w:p>
@@ -3233,6 +3356,7 @@
                 <w:b/>
                 <w:sz w:val="20"/>
               </w:rPr>
+              <w:lastRenderedPageBreak/>
               <w:t>Status</w:t>
             </w:r>
           </w:p>
@@ -3387,6 +3511,128 @@
           </w:p>
         </w:tc>
       </w:tr>
+      <w:tr>
+        <w:trPr>
+          <w:cantSplit/>
+        </w:trPr>
+        <w:tc>
+          <w:tcPr>
+            <w:tcW w:w="4819" w:type="dxa"/>
+            <w:tcMar>
+              <w:top w:w="100" w:type="dxa"/>
+              <w:left w:w="120" w:type="dxa"/>
+              <w:bottom w:w="100" w:type="dxa"/>
+              <w:right w:w="120" w:type="dxa"/>
+            </w:tcMar>
+            <w:vAlign w:val="center"/>
+          </w:tcPr>
+          <w:p>
+            <w:pPr>
+              <w:rPr>
+                <w:rFonts w:ascii="Aptos" w:hAnsi="Aptos"/>
+                <w:b/>
+                <w:sz w:val="20"/>
+              </w:rPr>
+            </w:pPr>
+            <w:r>
+              <w:rPr>
+                <w:rFonts w:ascii="Aptos" w:hAnsi="Aptos"/>
+                <w:b/>
+                <w:sz w:val="20"/>
+              </w:rPr>
+              <w:t>Allvarlighet</w:t>
+            </w:r>
+          </w:p>
+        </w:tc>
+        <w:tc>
+          <w:tcPr>
+            <w:tcW w:w="4819" w:type="dxa"/>
+            <w:tcMar>
+              <w:top w:w="100" w:type="dxa"/>
+              <w:left w:w="120" w:type="dxa"/>
+              <w:bottom w:w="100" w:type="dxa"/>
+              <w:right w:w="120" w:type="dxa"/>
+            </w:tcMar>
+            <w:vAlign w:val="center"/>
+          </w:tcPr>
+          <w:p>
+            <w:pPr>
+              <w:rPr>
+                <w:rFonts w:ascii="Aptos" w:hAnsi="Aptos"/>
+                <w:sz w:val="20"/>
+              </w:rPr>
+            </w:pPr>
+            <w:r>
+              <w:rPr>
+                <w:rFonts w:ascii="Aptos" w:hAnsi="Aptos"/>
+                <w:sz w:val="20"/>
+              </w:rPr>
+              <w:t>Ej aktuellt</w:t>
+            </w:r>
+          </w:p>
+        </w:tc>
+      </w:tr>
+      <w:tr>
+        <w:trPr>
+          <w:cantSplit/>
+        </w:trPr>
+        <w:tc>
+          <w:tcPr>
+            <w:tcW w:w="4819" w:type="dxa"/>
+            <w:tcMar>
+              <w:top w:w="100" w:type="dxa"/>
+              <w:left w:w="120" w:type="dxa"/>
+              <w:bottom w:w="100" w:type="dxa"/>
+              <w:right w:w="120" w:type="dxa"/>
+            </w:tcMar>
+            <w:vAlign w:val="center"/>
+          </w:tcPr>
+          <w:p>
+            <w:pPr>
+              <w:rPr>
+                <w:rFonts w:ascii="Aptos" w:hAnsi="Aptos"/>
+                <w:b/>
+                <w:sz w:val="20"/>
+              </w:rPr>
+            </w:pPr>
+            <w:r>
+              <w:rPr>
+                <w:rFonts w:ascii="Aptos" w:hAnsi="Aptos"/>
+                <w:b/>
+                <w:sz w:val="20"/>
+              </w:rPr>
+              <w:t>Omtest</w:t>
+            </w:r>
+          </w:p>
+        </w:tc>
+        <w:tc>
+          <w:tcPr>
+            <w:tcW w:w="4819" w:type="dxa"/>
+            <w:tcMar>
+              <w:top w:w="100" w:type="dxa"/>
+              <w:left w:w="120" w:type="dxa"/>
+              <w:bottom w:w="100" w:type="dxa"/>
+              <w:right w:w="120" w:type="dxa"/>
+            </w:tcMar>
+            <w:vAlign w:val="center"/>
+          </w:tcPr>
+          <w:p>
+            <w:pPr>
+              <w:rPr>
+                <w:rFonts w:ascii="Aptos" w:hAnsi="Aptos"/>
+                <w:sz w:val="20"/>
+              </w:rPr>
+            </w:pPr>
+            <w:r>
+              <w:rPr>
+                <w:rFonts w:ascii="Aptos" w:hAnsi="Aptos"/>
+                <w:sz w:val="20"/>
+              </w:rPr>
+              <w:t>Ej utfört</w:t>
+            </w:r>
+          </w:p>
+        </w:tc>
+      </w:tr>
     </w:tbl>
     <w:p>
       <w:pPr>
@@ -3541,6 +3787,7 @@
           <w:b/>
           <w:sz w:val="32"/>
         </w:rPr>
+        <w:lastRenderedPageBreak/>
         <w:t>TF-003 - Ta bort en uppgift</w:t>
       </w:r>
     </w:p>
@@ -5006,6 +5253,7 @@
                 <w:b/>
                 <w:sz w:val="20"/>
               </w:rPr>
+              <w:lastRenderedPageBreak/>
               <w:t>Testmiljö</w:t>
             </w:r>
           </w:p>
@@ -5034,6 +5282,128 @@
                 <w:sz w:val="20"/>
               </w:rPr>
               <w:t>Google Chrome, Windows 11, React/Vite, JSON Server</w:t>
+            </w:r>
+          </w:p>
+        </w:tc>
+      </w:tr>
+      <w:tr>
+        <w:trPr>
+          <w:cantSplit/>
+        </w:trPr>
+        <w:tc>
+          <w:tcPr>
+            <w:tcW w:w="4819" w:type="dxa"/>
+            <w:tcMar>
+              <w:top w:w="100" w:type="dxa"/>
+              <w:left w:w="120" w:type="dxa"/>
+              <w:bottom w:w="100" w:type="dxa"/>
+              <w:right w:w="120" w:type="dxa"/>
+            </w:tcMar>
+            <w:vAlign w:val="center"/>
+          </w:tcPr>
+          <w:p>
+            <w:pPr>
+              <w:rPr>
+                <w:rFonts w:ascii="Aptos" w:hAnsi="Aptos"/>
+                <w:b/>
+                <w:sz w:val="20"/>
+              </w:rPr>
+            </w:pPr>
+            <w:r>
+              <w:rPr>
+                <w:rFonts w:ascii="Aptos" w:hAnsi="Aptos"/>
+                <w:b/>
+                <w:sz w:val="20"/>
+              </w:rPr>
+              <w:t>Allvarlighet</w:t>
+            </w:r>
+          </w:p>
+        </w:tc>
+        <w:tc>
+          <w:tcPr>
+            <w:tcW w:w="4819" w:type="dxa"/>
+            <w:tcMar>
+              <w:top w:w="100" w:type="dxa"/>
+              <w:left w:w="120" w:type="dxa"/>
+              <w:bottom w:w="100" w:type="dxa"/>
+              <w:right w:w="120" w:type="dxa"/>
+            </w:tcMar>
+            <w:vAlign w:val="center"/>
+          </w:tcPr>
+          <w:p>
+            <w:pPr>
+              <w:rPr>
+                <w:rFonts w:ascii="Aptos" w:hAnsi="Aptos"/>
+                <w:sz w:val="20"/>
+              </w:rPr>
+            </w:pPr>
+            <w:r>
+              <w:rPr>
+                <w:rFonts w:ascii="Aptos" w:hAnsi="Aptos"/>
+                <w:sz w:val="20"/>
+              </w:rPr>
+              <w:t>Ej aktuellt</w:t>
+            </w:r>
+          </w:p>
+        </w:tc>
+      </w:tr>
+      <w:tr>
+        <w:trPr>
+          <w:cantSplit/>
+        </w:trPr>
+        <w:tc>
+          <w:tcPr>
+            <w:tcW w:w="4819" w:type="dxa"/>
+            <w:tcMar>
+              <w:top w:w="100" w:type="dxa"/>
+              <w:left w:w="120" w:type="dxa"/>
+              <w:bottom w:w="100" w:type="dxa"/>
+              <w:right w:w="120" w:type="dxa"/>
+            </w:tcMar>
+            <w:vAlign w:val="center"/>
+          </w:tcPr>
+          <w:p>
+            <w:pPr>
+              <w:rPr>
+                <w:rFonts w:ascii="Aptos" w:hAnsi="Aptos"/>
+                <w:b/>
+                <w:sz w:val="20"/>
+              </w:rPr>
+            </w:pPr>
+            <w:r>
+              <w:rPr>
+                <w:rFonts w:ascii="Aptos" w:hAnsi="Aptos"/>
+                <w:b/>
+                <w:sz w:val="20"/>
+              </w:rPr>
+              <w:t>Omtest</w:t>
+            </w:r>
+          </w:p>
+        </w:tc>
+        <w:tc>
+          <w:tcPr>
+            <w:tcW w:w="4819" w:type="dxa"/>
+            <w:tcMar>
+              <w:top w:w="100" w:type="dxa"/>
+              <w:left w:w="120" w:type="dxa"/>
+              <w:bottom w:w="100" w:type="dxa"/>
+              <w:right w:w="120" w:type="dxa"/>
+            </w:tcMar>
+            <w:vAlign w:val="center"/>
+          </w:tcPr>
+          <w:p>
+            <w:pPr>
+              <w:rPr>
+                <w:rFonts w:ascii="Aptos" w:hAnsi="Aptos"/>
+                <w:sz w:val="20"/>
+              </w:rPr>
+            </w:pPr>
+            <w:r>
+              <w:rPr>
+                <w:rFonts w:ascii="Aptos" w:hAnsi="Aptos"/>
+                <w:sz w:val="20"/>
+              </w:rPr>
+              <w:t>Ej utfört</w:t>
             </w:r>
           </w:p>
         </w:tc>
